--- a/content-pipeline/06-word-documents/01-vietnamese-word/001_dia-diem-noi-tieng-quanh-ben-thanh.docx
+++ b/content-pipeline/06-word-documents/01-vietnamese-word/001_dia-diem-noi-tieng-quanh-ben-thanh.docx
@@ -156,275 +156,6 @@
         </w:rPr>
         <w:t xml:space="preserve"> của đô thị Sài Gòn – Thành phố Hồ Chí Minh. Trong bán kính tản bộ chỉ từ 300m đến 1.200m tính từ tháp đồng hồ bốn mặt trứ danh, du khách sẽ bắt gặp sự giao thoa kỳ diệu giữa ba lớp trầm tích: kiến trúc thời thuộc địa đầu thế kỷ 20, những công trình kiến trúc Hiện đại nhiệt đới thời kỳ đỉnh cao, và hệ thống hạ tầng ngầm đô thị tương lai vừa chính thức định hình diện mạo mới vào năm 2026.</w:t>
       </w:r>
-    </w:p>
-    <w:p>
-      <w:pPr>
-        <w:spacing w:before="120" w:after="120"/>
-        <w:jc w:val="center"/>
-      </w:pPr>
-      <w:r>
-        <w:rPr>
-          <w:color w:val="CBD5E1"/>
-        </w:rPr>
-        <w:t>―――――――――――――――――――――――――――――――――――――――――――――</w:t>
-      </w:r>
-    </w:p>
-    <w:p>
-      <w:pPr>
-        <w:keepNext/>
-        <w:spacing w:before="320" w:after="120" w:line="276" w:lineRule="auto"/>
-      </w:pPr>
-      <w:r>
-        <w:rPr>
-          <w:rFonts w:ascii="Calibri" w:hAnsi="Calibri"/>
-          <w:b/>
-          <w:color w:val="1B365D"/>
-          <w:sz w:val="32"/>
-        </w:rPr>
-        <w:t>Quick Overview Stats Bar (Thông Số Thực Địa 2026)</w:t>
-      </w:r>
-    </w:p>
-    <w:tbl>
-      <w:tblPr>
-        <w:tblW w:type="auto" w:w="0"/>
-        <w:jc w:val="center"/>
-        <w:tblLook w:firstColumn="1" w:firstRow="1" w:lastColumn="0" w:lastRow="0" w:noHBand="0" w:noVBand="1" w:val="04A0"/>
-        <w:tblBorders>
-          <w:top w:val="single" w:sz="4" w:space="0" w:color="CBD5E1"/>
-          <w:bottom w:val="single" w:sz="6" w:space="0" w:color="1B365D"/>
-          <w:left w:val="none"/>
-          <w:right w:val="none"/>
-          <w:insideH w:val="single" w:sz="4" w:space="0" w:color="CBD5E1"/>
-          <w:insideV w:val="none"/>
-        </w:tblBorders>
-      </w:tblPr>
-      <w:tblGrid>
-        <w:gridCol w:w="2484"/>
-        <w:gridCol w:w="2484"/>
-        <w:gridCol w:w="2484"/>
-        <w:gridCol w:w="2484"/>
-      </w:tblGrid>
-      <w:tr>
-        <w:tc>
-          <w:tcPr>
-            <w:tcW w:type="dxa" w:w="2484"/>
-            <w:vAlign w:val="center"/>
-            <w:shd w:fill="1B365D"/>
-            <w:tcMar>
-              <w:top w:w="140" w:type="dxa"/>
-              <w:bottom w:w="140" w:type="dxa"/>
-              <w:left w:w="150" w:type="dxa"/>
-              <w:right w:w="150" w:type="dxa"/>
-            </w:tcMar>
-          </w:tcPr>
-          <w:p>
-            <w:pPr>
-              <w:spacing w:before="0" w:after="0" w:line="276" w:lineRule="auto"/>
-            </w:pPr>
-            <w:r>
-              <w:rPr>
-                <w:rFonts w:ascii="Calibri" w:hAnsi="Calibri"/>
-                <w:b/>
-                <w:color w:val="FFFFFF"/>
-                <w:sz w:val="19"/>
-              </w:rPr>
-              <w:t>📍 Tọa độ trung tâm</w:t>
-            </w:r>
-          </w:p>
-        </w:tc>
-        <w:tc>
-          <w:tcPr>
-            <w:tcW w:type="dxa" w:w="2484"/>
-            <w:vAlign w:val="center"/>
-            <w:shd w:fill="1B365D"/>
-            <w:tcMar>
-              <w:top w:w="140" w:type="dxa"/>
-              <w:bottom w:w="140" w:type="dxa"/>
-              <w:left w:w="150" w:type="dxa"/>
-              <w:right w:w="150" w:type="dxa"/>
-            </w:tcMar>
-          </w:tcPr>
-          <w:p>
-            <w:pPr>
-              <w:spacing w:before="0" w:after="0" w:line="276" w:lineRule="auto"/>
-            </w:pPr>
-            <w:r>
-              <w:rPr>
-                <w:rFonts w:ascii="Calibri" w:hAnsi="Calibri"/>
-                <w:b/>
-                <w:color w:val="FFFFFF"/>
-                <w:sz w:val="19"/>
-              </w:rPr>
-              <w:t>⏳ Khởi nguồn lịch sử</w:t>
-            </w:r>
-          </w:p>
-        </w:tc>
-        <w:tc>
-          <w:tcPr>
-            <w:tcW w:type="dxa" w:w="2484"/>
-            <w:vAlign w:val="center"/>
-            <w:shd w:fill="1B365D"/>
-            <w:tcMar>
-              <w:top w:w="140" w:type="dxa"/>
-              <w:bottom w:w="140" w:type="dxa"/>
-              <w:left w:w="150" w:type="dxa"/>
-              <w:right w:w="150" w:type="dxa"/>
-            </w:tcMar>
-          </w:tcPr>
-          <w:p>
-            <w:pPr>
-              <w:spacing w:before="0" w:after="0" w:line="276" w:lineRule="auto"/>
-            </w:pPr>
-            <w:r>
-              <w:rPr>
-                <w:rFonts w:ascii="Calibri" w:hAnsi="Calibri"/>
-                <w:b/>
-                <w:color w:val="FFFFFF"/>
-                <w:sz w:val="19"/>
-              </w:rPr>
-              <w:t>🚶 Bán kính khám phá</w:t>
-            </w:r>
-          </w:p>
-        </w:tc>
-        <w:tc>
-          <w:tcPr>
-            <w:tcW w:type="dxa" w:w="2484"/>
-            <w:vAlign w:val="center"/>
-            <w:shd w:fill="1B365D"/>
-            <w:tcMar>
-              <w:top w:w="140" w:type="dxa"/>
-              <w:bottom w:w="140" w:type="dxa"/>
-              <w:left w:w="150" w:type="dxa"/>
-              <w:right w:w="150" w:type="dxa"/>
-            </w:tcMar>
-          </w:tcPr>
-          <w:p>
-            <w:pPr>
-              <w:spacing w:before="0" w:after="0" w:line="276" w:lineRule="auto"/>
-            </w:pPr>
-            <w:r>
-              <w:rPr>
-                <w:rFonts w:ascii="Calibri" w:hAnsi="Calibri"/>
-                <w:b/>
-                <w:color w:val="FFFFFF"/>
-                <w:sz w:val="19"/>
-              </w:rPr>
-              <w:t>🎟️ Thời giá tham quan 2026</w:t>
-            </w:r>
-          </w:p>
-        </w:tc>
-      </w:tr>
-      <w:tr>
-        <w:tc>
-          <w:tcPr>
-            <w:tcW w:type="dxa" w:w="2484"/>
-            <w:vAlign w:val="center"/>
-            <w:shd w:fill="F8FAFC"/>
-            <w:tcMar>
-              <w:top w:w="100" w:type="dxa"/>
-              <w:bottom w:w="100" w:type="dxa"/>
-              <w:left w:w="150" w:type="dxa"/>
-              <w:right w:w="150" w:type="dxa"/>
-            </w:tcMar>
-          </w:tcPr>
-          <w:p>
-            <w:pPr>
-              <w:spacing w:before="0" w:after="0" w:line="276" w:lineRule="auto"/>
-            </w:pPr>
-            <w:r>
-              <w:rPr>
-                <w:rFonts w:ascii="Calibri" w:hAnsi="Calibri"/>
-                <w:color w:val="1E293B"/>
-                <w:sz w:val="19"/>
-              </w:rPr>
-              <w:t>Quảng trường Quách Thị Trang, Phường Bến Thành, Quận 1</w:t>
-            </w:r>
-          </w:p>
-        </w:tc>
-        <w:tc>
-          <w:tcPr>
-            <w:tcW w:type="dxa" w:w="2484"/>
-            <w:vAlign w:val="center"/>
-            <w:shd w:fill="F8FAFC"/>
-            <w:tcMar>
-              <w:top w:w="100" w:type="dxa"/>
-              <w:bottom w:w="100" w:type="dxa"/>
-              <w:left w:w="150" w:type="dxa"/>
-              <w:right w:w="150" w:type="dxa"/>
-            </w:tcMar>
-          </w:tcPr>
-          <w:p>
-            <w:pPr>
-              <w:spacing w:before="0" w:after="0" w:line="276" w:lineRule="auto"/>
-            </w:pPr>
-            <w:r>
-              <w:rPr>
-                <w:rFonts w:ascii="Calibri" w:hAnsi="Calibri"/>
-                <w:color w:val="1E293B"/>
-                <w:sz w:val="19"/>
-              </w:rPr>
-              <w:t>1914 (Khánh thành Chợ Mới Bến Thành)</w:t>
-            </w:r>
-          </w:p>
-        </w:tc>
-        <w:tc>
-          <w:tcPr>
-            <w:tcW w:type="dxa" w:w="2484"/>
-            <w:vAlign w:val="center"/>
-            <w:shd w:fill="F8FAFC"/>
-            <w:tcMar>
-              <w:top w:w="100" w:type="dxa"/>
-              <w:bottom w:w="100" w:type="dxa"/>
-              <w:left w:w="150" w:type="dxa"/>
-              <w:right w:w="150" w:type="dxa"/>
-            </w:tcMar>
-          </w:tcPr>
-          <w:p>
-            <w:pPr>
-              <w:spacing w:before="0" w:after="0" w:line="276" w:lineRule="auto"/>
-            </w:pPr>
-            <w:r>
-              <w:rPr>
-                <w:rFonts w:ascii="Calibri" w:hAnsi="Calibri"/>
-                <w:color w:val="1E293B"/>
-                <w:sz w:val="19"/>
-              </w:rPr>
-              <w:t>1.2 km (Tản bộ lý tưởng)</w:t>
-            </w:r>
-          </w:p>
-        </w:tc>
-        <w:tc>
-          <w:tcPr>
-            <w:tcW w:type="dxa" w:w="2484"/>
-            <w:vAlign w:val="center"/>
-            <w:shd w:fill="F8FAFC"/>
-            <w:tcMar>
-              <w:top w:w="100" w:type="dxa"/>
-              <w:bottom w:w="100" w:type="dxa"/>
-              <w:left w:w="150" w:type="dxa"/>
-              <w:right w:w="150" w:type="dxa"/>
-            </w:tcMar>
-          </w:tcPr>
-          <w:p>
-            <w:pPr>
-              <w:spacing w:before="0" w:after="0" w:line="276" w:lineRule="auto"/>
-            </w:pPr>
-            <w:r>
-              <w:rPr>
-                <w:rFonts w:ascii="Calibri" w:hAnsi="Calibri"/>
-                <w:color w:val="1E293B"/>
-                <w:sz w:val="19"/>
-              </w:rPr>
-              <w:t>0 – 65.000 VNĐ / điểm đến</w:t>
-            </w:r>
-          </w:p>
-        </w:tc>
-      </w:tr>
-    </w:tbl>
-    <w:p>
-      <w:pPr>
-        <w:spacing w:before="0" w:after="80"/>
-      </w:pPr>
     </w:p>
     <w:p>
       <w:pPr>

--- a/content-pipeline/06-word-documents/01-vietnamese-word/001_dia-diem-noi-tieng-quanh-ben-thanh.docx
+++ b/content-pipeline/06-word-documents/01-vietnamese-word/001_dia-diem-noi-tieng-quanh-ben-thanh.docx
@@ -323,7 +323,7 @@
           <w:color w:val="1B365D"/>
           <w:sz w:val="32"/>
         </w:rPr>
-        <w:t>1. Trầm Tích Lịch Sử: Từ Cửa Sông Bến Nghé Đến Tâm Điểm Đô Thị Thế Kỷ 21</w:t>
+        <w:t>Trầm Tích Lịch Sử: Từ Cửa Sông Bến Nghé Đến Tâm Điểm Đô Thị Thế Kỷ 21</w:t>
       </w:r>
     </w:p>
     <w:p>
@@ -453,7 +453,7 @@
           <w:color w:val="1B365D"/>
           <w:sz w:val="32"/>
         </w:rPr>
-        <w:t>2. Top Tọa Độ Di Sản &amp; Văn Hóa Không Thể Bỏ Qua Trong Bán Kính 1km</w:t>
+        <w:t>Top Tọa Độ Di Sản &amp; Văn Hóa Không Thể Bỏ Qua Trong Bán Kính 1km</w:t>
       </w:r>
     </w:p>
     <w:p>
@@ -468,7 +468,7 @@
           <w:color w:val="D97706"/>
           <w:sz w:val="26"/>
         </w:rPr>
-        <w:t>2.1. Chợ Bến Thành: Tấm Gương Phản Chiếu Đời Sống Sài Gòn</w:t>
+        <w:t>Chợ Bến Thành: Tấm Gương Phản Chiếu Đời Sống Sài Gòn</w:t>
       </w:r>
     </w:p>
     <w:p>
@@ -552,7 +552,7 @@
           <w:color w:val="D97706"/>
           <w:sz w:val="26"/>
         </w:rPr>
-        <w:t>2.2. Bảo Tàng Mỹ Thuật TP.HCM: Trầm Tích Nghệ Thuật Trong Dinh Thự Nhà Chú Hỏa</w:t>
+        <w:t>Bảo Tàng Mỹ Thuật TP.HCM: Trầm Tích Nghệ Thuật Trong Dinh Thự Nhà Chú Hỏa</w:t>
       </w:r>
     </w:p>
     <w:p>
@@ -687,7 +687,7 @@
           <w:color w:val="D97706"/>
           <w:sz w:val="26"/>
         </w:rPr>
-        <w:t>2.3. Dinh Độc Lập: Đỉnh Cao Kiến Trúc Hiện Đại Nhiệt Đới (Tropical Modernism)</w:t>
+        <w:t>Dinh Độc Lập: Đỉnh Cao Kiến Trúc Hiện Đại Nhiệt Đới (Tropical Modernism)</w:t>
       </w:r>
     </w:p>
     <w:p>
@@ -827,7 +827,7 @@
           <w:color w:val="D97706"/>
           <w:sz w:val="26"/>
         </w:rPr>
-        <w:t>2.4. Đền Hindu Mariamman: Nốt Lặng Tâm Linh Cổ Kính</w:t>
+        <w:t>Đền Hindu Mariamman: Nốt Lặng Tâm Linh Cổ Kính</w:t>
       </w:r>
     </w:p>
     <w:p>
@@ -911,7 +911,7 @@
           <w:color w:val="D97706"/>
           <w:sz w:val="26"/>
         </w:rPr>
-        <w:t>2.5. Ga Ngầm Trung Tâm Bến Thành: Biểu Tượng Hạ Tầng Thế Kỷ 21</w:t>
+        <w:t>Ga Ngầm Trung Tâm Bến Thành: Biểu Tượng Hạ Tầng Thế Kỷ 21</w:t>
       </w:r>
     </w:p>
     <w:p>
@@ -1001,7 +1001,7 @@
           <w:color w:val="1B365D"/>
           <w:sz w:val="32"/>
         </w:rPr>
-        <w:t>3. Bảng Ma Trận So Sánh Các Điểm Đến Quanh Trục Bến Thành</w:t>
+        <w:t>Bảng Ma Trận So Sánh Các Điểm Đến Quanh Trục Bến Thành</w:t>
       </w:r>
     </w:p>
     <w:tbl>
@@ -2010,7 +2010,7 @@
           <w:color w:val="1B365D"/>
           <w:sz w:val="32"/>
         </w:rPr>
-        <w:t>4. Bản Đồ Ẩm Thực &amp; Đời Sống Phố Thị Quanh Bến Thành</w:t>
+        <w:t>Bản Đồ Ẩm Thực &amp; Đời Sống Phố Thị Quanh Bến Thành</w:t>
       </w:r>
     </w:p>
     <w:p>
@@ -2038,7 +2038,7 @@
           <w:color w:val="D97706"/>
           <w:sz w:val="26"/>
         </w:rPr>
-        <w:t>4.1. Những Góc Ẩm Thực Sạp Chợ Kinh Điển (Ban Ngày)</w:t>
+        <w:t>Những Góc Ẩm Thực Sạp Chợ Kinh Điển (Ban Ngày)</w:t>
       </w:r>
     </w:p>
     <w:p>
@@ -2165,7 +2165,7 @@
           <w:color w:val="D97706"/>
           <w:sz w:val="26"/>
         </w:rPr>
-        <w:t>4.2. Phố Đêm Phan Bội Châu &amp; Phan Chu Trinh (Khi Hoàng Hôn Buông)</w:t>
+        <w:t>Phố Đêm Phan Bội Châu &amp; Phan Chu Trinh (Khi Hoàng Hôn Buông)</w:t>
       </w:r>
     </w:p>
     <w:p>
@@ -2193,7 +2193,7 @@
           <w:color w:val="D97706"/>
           <w:sz w:val="26"/>
         </w:rPr>
-        <w:t>4.3. Những Nốt Lặng Trong Chung Cư Cổ</w:t>
+        <w:t>Những Nốt Lặng Trong Chung Cư Cổ</w:t>
       </w:r>
     </w:p>
     <w:p>
@@ -2233,7 +2233,7 @@
           <w:color w:val="1B365D"/>
           <w:sz w:val="32"/>
         </w:rPr>
-        <w:t>5. Khung Lịch Trình Tản Bộ Gợi Ý (Time-Block Itinerary)</w:t>
+        <w:t>Khung Lịch Trình Tản Bộ Gợi Ý (Time-Block Itinerary)</w:t>
       </w:r>
     </w:p>
     <w:p>
@@ -2519,7 +2519,7 @@
           <w:color w:val="1B365D"/>
           <w:sz w:val="32"/>
         </w:rPr>
-        <w:t>6. Lời Khuyên Thực Chiến Dành Cho Người Du Hành Có GUU (Field Notes 2026)</w:t>
+        <w:t>Lời Khuyên Thực Chiến Dành Cho Người Du Hành Có GUU (Field Notes 2026)</w:t>
       </w:r>
     </w:p>
     <w:p>

--- a/content-pipeline/06-word-documents/01-vietnamese-word/001_dia-diem-noi-tieng-quanh-ben-thanh.docx
+++ b/content-pipeline/06-word-documents/01-vietnamese-word/001_dia-diem-noi-tieng-quanh-ben-thanh.docx
@@ -116,7 +116,7 @@
                 <w:color w:val="1E293B"/>
                 <w:sz w:val="20"/>
               </w:rPr>
-              <w:t>“Nếu Sài Gòn là một cuốn cổ thư bằng đá và gạch nung được viết qua ba thế kỷ, thì Chợ Bến Thành và những đại lộ tỏa bóng quanh nó chính là trang mở đầu rực rỡ nhất. Nơi đây, tiếng chuông đồng hồ trăm năm hòa nhịp cùng tiếng còi tàu metro ngầm hiện đại, nơi những vòm dinh thự Đông Dương trầm mặc soi bóng xuống những dòng người bất tận của một đô thị không bao giờ ngủ.”</w:t>
+              <w:t>“Sáng sớm ở giao lộ Quách Thị Trang, khi những rặng cây cổ thụ trên đường Lê Lợi còn đẫm sương, tháp đồng hồ Bến Thành đã bắt đầu điểm nhịp quen thuộc. Chỉ cần tản bộ trong bán kính một cây số quanh ngôi chợ trăm tuổi này, bạn sẽ bước qua ba thời kỳ của thành phố: từ những dãy phố buôn bán thời thuộc địa, các dinh thự Art Deco đầu thế kỷ 20, cho đến không gian ngầm hiện đại của tuyến metro vừa đi vào hoạt động.”</w:t>
             </w:r>
           </w:p>
         </w:tc>
@@ -137,7 +137,7 @@
           <w:color w:val="1E293B"/>
           <w:sz w:val="21"/>
         </w:rPr>
-        <w:t xml:space="preserve">Khu vực xung quanh Chợ Bến Thành từ lâu đã vượt thoát khỏi khái niệm của một trung tâm giao thương thuần túy để trở thành </w:t>
+        <w:t xml:space="preserve">Khu vực xung quanh Chợ Bến Thành không chỉ là trung tâm buôn bán sầm uất mà còn là </w:t>
       </w:r>
       <w:r>
         <w:rPr>
@@ -146,7 +146,7 @@
           <w:color w:val="1E293B"/>
           <w:sz w:val="21"/>
         </w:rPr>
-        <w:t>"Trái tim văn hóa và di sản"</w:t>
+        <w:t>trung tâm văn hóa và di sản</w:t>
       </w:r>
       <w:r>
         <w:rPr>
@@ -154,7 +154,7 @@
           <w:color w:val="1E293B"/>
           <w:sz w:val="21"/>
         </w:rPr>
-        <w:t xml:space="preserve"> của đô thị Sài Gòn – Thành phố Hồ Chí Minh. Trong bán kính tản bộ chỉ từ 300m đến 1.200m tính từ tháp đồng hồ bốn mặt trứ danh, du khách sẽ bắt gặp sự giao thoa kỳ diệu giữa ba lớp trầm tích: kiến trúc thời thuộc địa đầu thế kỷ 20, những công trình kiến trúc Hiện đại nhiệt đới thời kỳ đỉnh cao, và hệ thống hạ tầng ngầm đô thị tương lai vừa chính thức định hình diện mạo mới vào năm 2026.</w:t>
+        <w:t xml:space="preserve"> gắn liền với ký ức đô thị Sài Gòn – Thành phố Hồ Chí Minh. Trong bán kính tản bộ từ 300m đến 1.200m quanh tháp đồng hồ bốn mặt, bạn sẽ cảm nhận rõ ba giai đoạn lịch sử đan cài: những tòa nhà thời thuộc địa đầu thế kỷ 20, các công trình kiến trúc Hiện đại nhiệt đới, và hệ thống hạ tầng ngầm đô thị vừa đi vào vận hành từ năm 2026.</w:t>
       </w:r>
     </w:p>
     <w:p>
@@ -323,7 +323,7 @@
           <w:color w:val="1B365D"/>
           <w:sz w:val="32"/>
         </w:rPr>
-        <w:t>Trầm Tích Lịch Sử: Từ Cửa Sông Bến Nghé Đến Tâm Điểm Đô Thị Thế Kỷ 21</w:t>
+        <w:t>Dấu Ấn Lịch Sử: Từ Cửa Sông Bến Nghé Đến Tâm Điểm Đô Thị Thế Kỷ 21</w:t>
       </w:r>
     </w:p>
     <w:p>
@@ -336,7 +336,7 @@
           <w:color w:val="1E293B"/>
           <w:sz w:val="21"/>
         </w:rPr>
-        <w:t>Để thấu cảm trọn vẹn vẻ đẹp của khu vực quanh Bến Thành, người lữ khách cần nhìn lại hành trình tiếp biến không gian hơn hai trăm năm của vùng đất này.</w:t>
+        <w:t>Để thấu cảm trọn vẹn vẻ đẹp của khu vực quanh Bến Thành, du khách cần nhìn lại hành trình tiếp biến không gian hơn hai trăm năm của vùng đất này.</w:t>
       </w:r>
     </w:p>
     <w:p>
@@ -453,7 +453,7 @@
           <w:color w:val="1B365D"/>
           <w:sz w:val="32"/>
         </w:rPr>
-        <w:t>Top Tọa Độ Di Sản &amp; Văn Hóa Không Thể Bỏ Qua Trong Bán Kính 1km</w:t>
+        <w:t>Các Điểm Di Sản &amp; Văn Hóa Đáng Khám Phá Trong Bán Kính 1km</w:t>
       </w:r>
     </w:p>
     <w:p>
@@ -529,7 +529,7 @@
           <w:color w:val="1E293B"/>
           <w:sz w:val="20"/>
         </w:rPr>
-        <w:t>Trải nghiệm có GUU:</w:t>
+        <w:t>Gợi ý trải nghiệm:</w:t>
       </w:r>
       <w:r>
         <w:rPr>
@@ -537,7 +537,7 @@
           <w:color w:val="1E293B"/>
           <w:sz w:val="20"/>
         </w:rPr>
-        <w:t xml:space="preserve"> Đừng chỉ nhìn ngắm vẻ bề ngoài. Hãy bước vào các lối đi hẹp đan cài như ô cờ, chiêm ngưỡng hệ thống vì kèo thép kiên cố từ đầu thế kỷ 20 giúp không gian lòng chợ luôn thoáng mát dù thời tiết nhiệt đới oi bức bên ngoài.</w:t>
+        <w:t xml:space="preserve"> Đừng chỉ đứng ngắm mặt tiền chợ. Hãy bước vào các lối đi hẹp đan cài bàn cờ bên trong, ngắm nhìn hệ thống vì kèo thép kiên cố từ đầu thế kỷ 20 giúp không gian lòng chợ luôn thoáng mát dù thời tiết bên ngoài oi bức.</w:t>
       </w:r>
     </w:p>
     <w:p>
@@ -552,7 +552,7 @@
           <w:color w:val="D97706"/>
           <w:sz w:val="26"/>
         </w:rPr>
-        <w:t>Bảo Tàng Mỹ Thuật TP.HCM: Trầm Tích Nghệ Thuật Trong Dinh Thự Nhà Chú Hỏa</w:t>
+        <w:t>Bảo Tàng Mỹ Thuật TP.HCM: Dấu Ấn Kiến Trúc Trong Dinh Thự Chú Hỏa</w:t>
       </w:r>
     </w:p>
     <w:p>
@@ -590,7 +590,7 @@
           <w:color w:val="1E293B"/>
           <w:sz w:val="20"/>
         </w:rPr>
-        <w:t>Trầm tích di sản:</w:t>
+        <w:t>Bối cảnh lịch sử:</w:t>
       </w:r>
       <w:r>
         <w:rPr>
@@ -598,7 +598,7 @@
           <w:color w:val="1E293B"/>
           <w:sz w:val="20"/>
         </w:rPr>
-        <w:t xml:space="preserve"> Quần thể gồm ba tòa nhà tráng lệ từng là tư gia kiêm tổng hành dinh kinh doanh của gia tộc thương gia gốc Hoa Hứa Bổn Hỏa (Hui Bon Hoa) – nhân vật đứng thứ tư trong tứ đại phú hộ lừng danh phương Nam xưa. Được thiết kế bởi kiến trúc sư người Pháp Rivera và xây dựng từ năm 1929 đến 1934, dinh thự là kiệt tác giao thoa giữa mỹ học </w:t>
+        <w:t xml:space="preserve"> Quần thể gồm ba tòa nhà từng là tư gia kiêm văn phòng kinh doanh của gia tộc thương gia Hứa Bổn Hỏa (Hui Bon Hoa) – nhân vật đứng thứ tư trong tứ đại phú hộ lừng danh phương Nam xưa. Được thiết kế bởi kiến trúc sư người Pháp Rivera và xây dựng từ năm 1929 đến 1934, dinh thự là kiệt tác giao thoa giữa mỹ học </w:t>
       </w:r>
       <w:r>
         <w:rPr>
@@ -2051,7 +2051,7 @@
           <w:color w:val="1E293B"/>
           <w:sz w:val="21"/>
         </w:rPr>
-        <w:t>Khu ẩm thực bên trong Cửa Nam và Cửa Đông chợ Bến Thành là một bản hòa ca rực rỡ của màu sắc và mùi vị:</w:t>
+        <w:t>Dãy quầy ăn bên trong Cửa Nam và Cửa Đông chợ Bến Thành luôn tấp nập từ sáng sớm, thơm nức mùi nước lèo và các món ăn đặc trưng:</w:t>
       </w:r>
       <w:r>
         <w:rPr>
@@ -2193,7 +2193,7 @@
           <w:color w:val="D97706"/>
           <w:sz w:val="26"/>
         </w:rPr>
-        <w:t>Những Nốt Lặng Trong Chung Cư Cổ</w:t>
+        <w:t>Những Quán Cà Phê Ẩn Mình Trong Chung Cư Cổ</w:t>
       </w:r>
     </w:p>
     <w:p>
@@ -2206,7 +2206,7 @@
           <w:color w:val="1E293B"/>
           <w:sz w:val="21"/>
         </w:rPr>
-        <w:t>Nếu muốn tìm một khoảng lặng chiêm nghiệm, hãy men theo những bậc cầu thang gạch bông của các chung cư cổ trên đường Pasteur, Lê Lợi hoặc Lý Tự Trọng quanh chợ. Nơi đây ẩn giấu những tiệm cà phê pha thủ công (Pour-over), nơi bạn có thể nhâm nhi ly cà phê Robusta chất lượng cao vùng đất đỏ Tây Nguyên, phóng tầm mắt qua khung cửa sổ gỗ lá sách ngắm nhìn dòng xe cộ hối hả phía dưới.</w:t>
+        <w:t>Nếu muốn tìm một góc yên tĩnh sau những giờ đi bộ ngoài phố, hãy rẽ vào các khu chung cư cũ trên đường Pasteur, Lê Lợi hoặc Tôn Thất Đạm. Ẩn sau những dãy hành lang cũ kỹ là các quán cà phê rang xay mộc mạc, nơi bạn có thể ngồi bên khung cửa sổ ngắm nhìn dòng xe cộ bên dưới.</w:t>
       </w:r>
     </w:p>
     <w:p>
@@ -2519,7 +2519,7 @@
           <w:color w:val="1B365D"/>
           <w:sz w:val="32"/>
         </w:rPr>
-        <w:t>Lời Khuyên Thực Chiến Dành Cho Người Du Hành Có GUU (Field Notes 2026)</w:t>
+        <w:t>Kinh Nghiệm &amp; Lưu Ý Khi Khám Phá Khu Vực Bến Thành (2026)</w:t>
       </w:r>
     </w:p>
     <w:p>
@@ -2638,7 +2638,7 @@
           <w:color w:val="1B365D"/>
           <w:sz w:val="32"/>
         </w:rPr>
-        <w:t>Lời Kết (Epilogue): Giữ Lại Chút Hồn Sài Gòn</w:t>
+        <w:t>Lời Kết: Chút Hồn Phố Thị Sài Gòn</w:t>
       </w:r>
     </w:p>
     <w:p>
@@ -2651,20 +2651,7 @@
           <w:color w:val="1E293B"/>
           <w:sz w:val="21"/>
         </w:rPr>
-        <w:t>Dẫu nhịp sống hiện đại có cuốn những tòa cao ốc chọc trời mọc lên như nấm sau mưa, khu vực quanh Chợ Bến Thành vẫn kiên định giữ cho riêng mình một linh hồn không thể thay thế. Đó là linh hồn được dệt nên từ tiếng còi xe rộn rã, tiếng rao ngọt ngào của những gánh chè rong, bóng đổ trầm mặc của những thức cột gạch Pháp cổ và ánh nhìn lạc quan hướng về tương lai của những người con gắn bó máu thịt với mảnh đất này.</w:t>
-      </w:r>
-    </w:p>
-    <w:p>
-      <w:pPr>
-        <w:spacing w:before="40" w:after="120" w:line="276" w:lineRule="auto"/>
-      </w:pPr>
-      <w:r>
-        <w:rPr>
-          <w:rFonts w:ascii="Calibri" w:hAnsi="Calibri"/>
-          <w:color w:val="1E293B"/>
-          <w:sz w:val="21"/>
-        </w:rPr>
-        <w:t>Hãy chậm rãi thả bộ trên những đại lộ rợp bóng dầu cổ thụ, để từng giác quan của bạn được đánh thức bởi một Sài Gòn dung dị mà sâu lắng, cổ điển mà hiện đại – một Sài Gòn chân phương nhưng mang đậm phong vị của một cuộc du hành đích thực.</w:t>
+        <w:t>Dù trung tâm thành phố ngày càng nhiều cao ốc hiện đại, khu phố quanh Chợ Bến Thành vẫn giữ được nét quyến rũ rất riêng: tiếng gọi nhau đầu ngày của các tiểu thương, bóng râm mát rượi dưới hàng cây cổ thụ trên đường Pasteur, và sự đan xen tự nhiên giữa nếp sống cũ với hạ tầng mới. Dành trọn một ngày đi bộ quanh khu vực này sẽ cho bạn cảm nhận rõ nét về một Sài Gòn vừa quen vừa lạ, sống động và đầy lòng hiếu khách.</w:t>
       </w:r>
     </w:p>
     <w:sectPr>

--- a/content-pipeline/06-word-documents/01-vietnamese-word/001_dia-diem-noi-tieng-quanh-ben-thanh.docx
+++ b/content-pipeline/06-word-documents/01-vietnamese-word/001_dia-diem-noi-tieng-quanh-ben-thanh.docx
@@ -273,7 +273,24 @@
           <w:color w:val="1E293B"/>
           <w:sz w:val="20"/>
         </w:rPr>
-        <w:t xml:space="preserve"> Biểu tượng kiến trúc tráng lệ của Dinh thự Hứa Bổn Hỏa (nay là Bảo tàng Mỹ thuật TP.HCM) tọa lạc cách chợ chỉ 350m đi bộ.</w:t>
+        <w:t xml:space="preserve"> Biểu tượng kiến trúc tráng lệ của Dinh thự Hứa Bổn Hỏa (nay là </w:t>
+      </w:r>
+      <w:r>
+        <w:rPr>
+          <w:rFonts w:ascii="Calibri" w:hAnsi="Calibri"/>
+          <w:color w:val="D97706"/>
+          <w:sz w:val="20"/>
+          <w:u w:val="single"/>
+        </w:rPr>
+        <w:t>Bảo tàng Mỹ thuật TP.HCM</w:t>
+      </w:r>
+      <w:r>
+        <w:rPr>
+          <w:rFonts w:ascii="Calibri" w:hAnsi="Calibri"/>
+          <w:color w:val="1E293B"/>
+          <w:sz w:val="20"/>
+        </w:rPr>
+        <w:t>) tọa lạc cách chợ chỉ 350m đi bộ.</w:t>
       </w:r>
     </w:p>
     <w:p>
@@ -296,7 +313,24 @@
           <w:color w:val="1E293B"/>
           <w:sz w:val="20"/>
         </w:rPr>
-        <w:t xml:space="preserve"> Chi phí để chiêm bái các không gian tâm linh cổ kính như Đền Hindu Mariamman hay dạo bước ngắm giếng trời hoa sen của ga Metro ngầm.</w:t>
+        <w:t xml:space="preserve"> Chi phí để chiêm bái các không gian tâm linh cổ kính như </w:t>
+      </w:r>
+      <w:r>
+        <w:rPr>
+          <w:rFonts w:ascii="Calibri" w:hAnsi="Calibri"/>
+          <w:color w:val="D97706"/>
+          <w:sz w:val="20"/>
+          <w:u w:val="single"/>
+        </w:rPr>
+        <w:t>Đền Hindu Mariamman</w:t>
+      </w:r>
+      <w:r>
+        <w:rPr>
+          <w:rFonts w:ascii="Calibri" w:hAnsi="Calibri"/>
+          <w:color w:val="1E293B"/>
+          <w:sz w:val="20"/>
+        </w:rPr>
+        <w:t xml:space="preserve"> hay dạo bước ngắm giếng trời hoa sen của ga Metro ngầm.</w:t>
       </w:r>
     </w:p>
     <w:p>
@@ -2628,6 +2662,146 @@
     </w:p>
     <w:p>
       <w:pPr>
+        <w:spacing w:before="120" w:after="120"/>
+        <w:jc w:val="center"/>
+      </w:pPr>
+      <w:r>
+        <w:rPr>
+          <w:color w:val="CBD5E1"/>
+        </w:rPr>
+        <w:t>―――――――――――――――――――――――――――――――――――――――――――――</w:t>
+      </w:r>
+    </w:p>
+    <w:p>
+      <w:pPr>
+        <w:keepNext/>
+        <w:spacing w:before="320" w:after="120" w:line="276" w:lineRule="auto"/>
+      </w:pPr>
+      <w:r>
+        <w:rPr>
+          <w:rFonts w:ascii="Calibri" w:hAnsi="Calibri"/>
+          <w:b/>
+          <w:color w:val="1B365D"/>
+          <w:sz w:val="32"/>
+        </w:rPr>
+        <w:t>🗺️ Liên Kết Hành Trình &amp; Điểm Đến Lân Cận</w:t>
+      </w:r>
+    </w:p>
+    <w:p>
+      <w:pPr>
+        <w:spacing w:before="40" w:after="120" w:line="276" w:lineRule="auto"/>
+      </w:pPr>
+      <w:r>
+        <w:rPr>
+          <w:rFonts w:ascii="Calibri" w:hAnsi="Calibri"/>
+          <w:color w:val="1E293B"/>
+          <w:sz w:val="21"/>
+        </w:rPr>
+        <w:t>Để tối ưu hành trình khám phá khu vực trung tâm Bến Thành, mời bạn tham khảo thêm các cẩm nang chuyên sâu liên quan:</w:t>
+      </w:r>
+      <w:r>
+        <w:rPr>
+          <w:rFonts w:ascii="Calibri" w:hAnsi="Calibri"/>
+          <w:color w:val="1E293B"/>
+          <w:sz w:val="21"/>
+        </w:rPr>
+      </w:r>
+      <w:r>
+        <w:rPr>
+          <w:rFonts w:ascii="Calibri" w:hAnsi="Calibri"/>
+          <w:color w:val="1E293B"/>
+          <w:sz w:val="21"/>
+        </w:rPr>
+        <w:br/>
+        <w:t xml:space="preserve">- </w:t>
+      </w:r>
+      <w:r>
+        <w:rPr>
+          <w:rFonts w:ascii="Calibri" w:hAnsi="Calibri"/>
+          <w:b/>
+          <w:color w:val="1E293B"/>
+          <w:sz w:val="21"/>
+        </w:rPr>
+        <w:t>Ẩm thực chợ Bến Thành:</w:t>
+      </w:r>
+      <w:r>
+        <w:rPr>
+          <w:rFonts w:ascii="Calibri" w:hAnsi="Calibri"/>
+          <w:color w:val="1E293B"/>
+          <w:sz w:val="21"/>
+        </w:rPr>
+        <w:t xml:space="preserve"> thưởng thức các món ngon trứ danh qua </w:t>
+      </w:r>
+      <w:r>
+        <w:rPr>
+          <w:rFonts w:ascii="Calibri" w:hAnsi="Calibri"/>
+          <w:color w:val="1E293B"/>
+          <w:sz w:val="21"/>
+          <w:u w:val="single"/>
+        </w:rPr>
+        <w:t>cẩm nang ẩm thực chợ Bến Thành</w:t>
+      </w:r>
+      <w:r>
+        <w:rPr>
+          <w:rFonts w:ascii="Calibri" w:hAnsi="Calibri"/>
+          <w:color w:val="1E293B"/>
+          <w:sz w:val="21"/>
+        </w:rPr>
+        <w:t>.</w:t>
+      </w:r>
+      <w:r>
+        <w:rPr>
+          <w:rFonts w:ascii="Calibri" w:hAnsi="Calibri"/>
+          <w:color w:val="1E293B"/>
+          <w:sz w:val="21"/>
+        </w:rPr>
+      </w:r>
+      <w:r>
+        <w:rPr>
+          <w:rFonts w:ascii="Calibri" w:hAnsi="Calibri"/>
+          <w:color w:val="1E293B"/>
+          <w:sz w:val="21"/>
+        </w:rPr>
+        <w:br/>
+        <w:t xml:space="preserve">- </w:t>
+      </w:r>
+      <w:r>
+        <w:rPr>
+          <w:rFonts w:ascii="Calibri" w:hAnsi="Calibri"/>
+          <w:b/>
+          <w:color w:val="1E293B"/>
+          <w:sz w:val="21"/>
+        </w:rPr>
+        <w:t>Lịch trình đi bộ Bến Thành 1 ngày:</w:t>
+      </w:r>
+      <w:r>
+        <w:rPr>
+          <w:rFonts w:ascii="Calibri" w:hAnsi="Calibri"/>
+          <w:color w:val="1E293B"/>
+          <w:sz w:val="21"/>
+        </w:rPr>
+        <w:t xml:space="preserve"> tối ưu thời gian khám phá với </w:t>
+      </w:r>
+      <w:r>
+        <w:rPr>
+          <w:rFonts w:ascii="Calibri" w:hAnsi="Calibri"/>
+          <w:color w:val="1E293B"/>
+          <w:sz w:val="21"/>
+          <w:u w:val="single"/>
+        </w:rPr>
+        <w:t>lịch trình đi bộ quanh Bến Thành 1 ngày</w:t>
+      </w:r>
+      <w:r>
+        <w:rPr>
+          <w:rFonts w:ascii="Calibri" w:hAnsi="Calibri"/>
+          <w:color w:val="1E293B"/>
+          <w:sz w:val="21"/>
+        </w:rPr>
+        <w:t>.</w:t>
+      </w:r>
+    </w:p>
+    <w:p>
+      <w:pPr>
         <w:keepNext/>
         <w:spacing w:before="320" w:after="120" w:line="276" w:lineRule="auto"/>
       </w:pPr>
